--- a/technical_document/docx/04_deployment/DOC-04-DEP-03_Air_Gapped_and_Offline_Banking_Datacenter_Installation_Runbook.docx
+++ b/technical_document/docx/04_deployment/DOC-04-DEP-03_Air_Gapped_and_Offline_Banking_Datacenter_Installation_Runbook.docx
@@ -1552,6 +1552,58 @@
           </w:p>
         </w:tc>
       </w:tr>
+      <w:tr>
+        <w:tc>
+          <w:tcPr>
+            <w:tcW w:type="dxa" w:w="1872"/>
+          </w:tcPr>
+          <w:p>
+            <w:r>
+              <w:t>3.1.0</w:t>
+            </w:r>
+          </w:p>
+        </w:tc>
+        <w:tc>
+          <w:tcPr>
+            <w:tcW w:type="dxa" w:w="1872"/>
+          </w:tcPr>
+          <w:p>
+            <w:r>
+              <w:t>October 2026</w:t>
+            </w:r>
+          </w:p>
+        </w:tc>
+        <w:tc>
+          <w:tcPr>
+            <w:tcW w:type="dxa" w:w="1872"/>
+          </w:tcPr>
+          <w:p>
+            <w:r>
+              <w:t>Independent Forensic Re-audit</w:t>
+            </w:r>
+          </w:p>
+        </w:tc>
+        <w:tc>
+          <w:tcPr>
+            <w:tcW w:type="dxa" w:w="1872"/>
+          </w:tcPr>
+          <w:p>
+            <w:r>
+              <w:t>Factual corrections per audit/docx_forensic_audit_2026-10-08.md</w:t>
+            </w:r>
+          </w:p>
+        </w:tc>
+        <w:tc>
+          <w:tcPr>
+            <w:tcW w:type="dxa" w:w="1872"/>
+          </w:tcPr>
+          <w:p>
+            <w:r>
+              <w:t>Applied</w:t>
+            </w:r>
+          </w:p>
+        </w:tc>
+      </w:tr>
     </w:tbl>
     <w:p>
       <w:pPr>
@@ -1845,20 +1897,13 @@
               </w:rPr>
               <w:t>// Language: bash</w:t>
               <w:br/>
-            </w:r>
-            <w:r>
-              <w:rPr>
-                <w:rFonts w:ascii="Consolas" w:hAnsi="Consolas"/>
-                <w:color w:val="1A202C"/>
-                <w:sz w:val="17"/>
-              </w:rPr>
               <w:t># 1. Export k3s air-gap images</w:t>
               <w:br/>
               <w:t>docker pull postgres:17-alpine</w:t>
               <w:br/>
-              <w:t>docker pull apache/fineract:1.12.0</w:t>
+              <w:t>docker pull apache/fineract@fd01236df6</w:t>
               <w:br/>
-              <w:t>docker pull quay.io/keycloak/keycloak:26.0</w:t>
+              <w:t>docker pull quay.io/keycloak/keycloak:26.0.8</w:t>
               <w:br/>
               <w:br/>
               <w:t># 2. Save images to compressed tarball</w:t>
@@ -1867,9 +1912,9 @@
               <w:br/>
               <w:t xml:space="preserve">    postgres:17-alpine \</w:t>
               <w:br/>
-              <w:t xml:space="preserve">    apache/fineract:1.12.0 \</w:t>
+              <w:t xml:space="preserve">    apache/fineract@fd01236df6 \</w:t>
               <w:br/>
-              <w:t xml:space="preserve">    quay.io/keycloak/keycloak:26.0 \</w:t>
+              <w:t xml:space="preserve">    quay.io/keycloak/keycloak:26.0.8 \</w:t>
               <w:br/>
               <w:t xml:space="preserve">    ulms-api:2.0.0 \</w:t>
               <w:br/>
@@ -1879,6 +1924,13 @@
               <w:t># 3. Generate SHA-256 checksum</w:t>
               <w:br/>
               <w:t>sha256sum ulms-airgap-images.tar &gt; ulms-airgap-images.tar.sha256</w:t>
+            </w:r>
+            <w:r>
+              <w:rPr>
+                <w:rFonts w:ascii="Consolas" w:hAnsi="Consolas"/>
+                <w:color w:val="1A202C"/>
+                <w:sz w:val="17"/>
+              </w:rPr>
             </w:r>
           </w:p>
         </w:tc>
@@ -2102,6 +2154,19 @@
           <w:sz w:val="19"/>
         </w:rPr>
         <w:t>Apply Helm charts referencing local image registry.</w:t>
+      </w:r>
+    </w:p>
+    <w:p>
+      <w:r>
+        <w:rPr>
+          <w:b/>
+        </w:rPr>
+        <w:t>Addendum — v3.1.0 corrections (Independent Forensic Re-audit, 8 October 2026)</w:t>
+      </w:r>
+    </w:p>
+    <w:p>
+      <w:r>
+        <w:t>Bundle completeness (v3.1.0): the offline image set must also include chrislusf/seaweedfs:3.80, prom/prometheus:v3.5.0 and grafana/grafana:11.6.0 (plus the pinned Fineract digest image), the packaged Helm chart, deploy/seed/ artifacts, and the k3s airgap installer bundle; Keycloak pinned to 26.0.8.</w:t>
       </w:r>
     </w:p>
     <w:sectPr>
